--- a/docs/Computational Pathology/PathScribe_Computational_Sidecar_Tester_Guide.docx
+++ b/docs/Computational Pathology/PathScribe_Computational_Sidecar_Tester_Guide.docx
@@ -45,7 +45,7 @@
           <w:sz w:val="22"/>
           <w:szCs w:val="22"/>
         </w:rPr>
-        <w:t xml:space="preserve">Version 1.1  ·  May 2026  ·  Dr. Paul Carter (HOSP-MFT) and Dr. Amber Fehrs-Battey (HOSP-MPA)</w:t>
+        <w:t xml:space="preserve">Version 1.2  ·  May 2026  ·  Dr. Paul Carter (HOSP-MFT) and Dr. Amber Fehrs-Battey (HOSP-MPA)</w:t>
       </w:r>
     </w:p>
     <w:p>
@@ -796,7 +796,184 @@
           <w:sz w:val="32"/>
           <w:szCs w:val="32"/>
         </w:rPr>
-        <w:t xml:space="preserve">4. Test Scenarios</w:t>
+        <w:t xml:space="preserve">4. Before You Start — Demo Reset</w:t>
+      </w:r>
+    </w:p>
+    <w:p>
+      <w:pPr>
+        <w:spacing w:after="80" w:before="80"/>
+      </w:pPr>
+      <w:r>
+        <w:rPr>
+          <w:rFonts w:ascii="Arial" w:cs="Arial" w:eastAsia="Arial" w:hAnsi="Arial"/>
+          <w:sz w:val="22"/>
+          <w:szCs w:val="22"/>
+        </w:rPr>
+        <w:t xml:space="preserve">Before beginning each testing session, please reset your mock data to ensure a clean baseline:</w:t>
+      </w:r>
+    </w:p>
+    <w:p>
+      <w:pPr>
+        <w:pStyle w:val="ListParagraph"/>
+        <w:numPr>
+          <w:ilvl w:val="0"/>
+          <w:numId w:val="3"/>
+        </w:numPr>
+        <w:spacing w:after="40" w:before="40"/>
+      </w:pPr>
+      <w:r>
+        <w:rPr>
+          <w:rFonts w:ascii="Arial" w:cs="Arial" w:eastAsia="Arial" w:hAnsi="Arial"/>
+          <w:sz w:val="22"/>
+          <w:szCs w:val="22"/>
+        </w:rPr>
+        <w:t xml:space="preserve">Go to Configuration → ⟳ Demo Reset (last tab)</w:t>
+      </w:r>
+    </w:p>
+    <w:p>
+      <w:pPr>
+        <w:pStyle w:val="ListParagraph"/>
+        <w:numPr>
+          <w:ilvl w:val="0"/>
+          <w:numId w:val="3"/>
+        </w:numPr>
+        <w:spacing w:after="40" w:before="40"/>
+      </w:pPr>
+      <w:r>
+        <w:rPr>
+          <w:rFonts w:ascii="Arial" w:cs="Arial" w:eastAsia="Arial" w:hAnsi="Arial"/>
+          <w:sz w:val="22"/>
+          <w:szCs w:val="22"/>
+        </w:rPr>
+        <w:t xml:space="preserve">Click "Reset my data only"</w:t>
+      </w:r>
+    </w:p>
+    <w:p>
+      <w:pPr>
+        <w:pStyle w:val="ListParagraph"/>
+        <w:numPr>
+          <w:ilvl w:val="0"/>
+          <w:numId w:val="3"/>
+        </w:numPr>
+        <w:spacing w:after="40" w:before="40"/>
+      </w:pPr>
+      <w:r>
+        <w:rPr>
+          <w:rFonts w:ascii="Arial" w:cs="Arial" w:eastAsia="Arial" w:hAnsi="Arial"/>
+          <w:sz w:val="22"/>
+          <w:szCs w:val="22"/>
+        </w:rPr>
+        <w:t xml:space="preserve">Confirm — PathScribe reloads with your cases restored to seed data</w:t>
+      </w:r>
+    </w:p>
+    <w:p>
+      <w:pPr>
+        <w:spacing w:after="80" w:before="80"/>
+      </w:pPr>
+      <w:r>
+        <w:t xml:space="preserve"/>
+      </w:r>
+    </w:p>
+    <w:tbl>
+      <w:tblPr>
+        <w:tblW w:type="dxa" w:w="9360"/>
+        <w:tblBorders>
+          <w:top w:val="single" w:color="auto" w:sz="4"/>
+          <w:left w:val="single" w:color="auto" w:sz="4"/>
+          <w:bottom w:val="single" w:color="auto" w:sz="4"/>
+          <w:right w:val="single" w:color="auto" w:sz="4"/>
+          <w:insideH w:val="single" w:color="auto" w:sz="4"/>
+          <w:insideV w:val="single" w:color="auto" w:sz="4"/>
+        </w:tblBorders>
+      </w:tblPr>
+      <w:tblGrid>
+        <w:gridCol w:w="180"/>
+        <w:gridCol w:w="9180"/>
+      </w:tblGrid>
+      <w:tr>
+        <w:tc>
+          <w:tcPr>
+            <w:tcW w:type="dxa" w:w="180"/>
+            <w:tcBorders>
+              <w:top w:val="single" w:color="D1D5DB" w:sz="1"/>
+              <w:left w:val="single" w:color="D1D5DB" w:sz="1"/>
+              <w:bottom w:val="single" w:color="D1D5DB" w:sz="1"/>
+              <w:right w:val="single" w:color="D1D5DB" w:sz="1"/>
+            </w:tcBorders>
+            <w:shd w:fill="FEF3C7" w:val="clear"/>
+            <w:tcMar>
+              <w:top w:type="dxa" w:w="100"/>
+              <w:left w:type="dxa" w:w="120"/>
+              <w:bottom w:type="dxa" w:w="100"/>
+              <w:right w:type="dxa" w:w="120"/>
+            </w:tcMar>
+          </w:tcPr>
+          <w:p>
+            <w:r>
+              <w:rPr>
+                <w:rFonts w:ascii="Arial" w:cs="Arial" w:eastAsia="Arial" w:hAnsi="Arial"/>
+                <w:b/>
+                <w:bCs/>
+                <w:color w:val="F59E0B"/>
+                <w:sz w:val="20"/>
+                <w:szCs w:val="20"/>
+              </w:rPr>
+              <w:t xml:space="preserve">Important</w:t>
+            </w:r>
+          </w:p>
+        </w:tc>
+        <w:tc>
+          <w:tcPr>
+            <w:tcW w:type="dxa" w:w="9180"/>
+            <w:tcBorders>
+              <w:top w:val="single" w:color="D1D5DB" w:sz="1"/>
+              <w:left w:val="single" w:color="D1D5DB" w:sz="1"/>
+              <w:bottom w:val="single" w:color="D1D5DB" w:sz="1"/>
+              <w:right w:val="single" w:color="D1D5DB" w:sz="1"/>
+            </w:tcBorders>
+            <w:tcMar>
+              <w:top w:type="dxa" w:w="100"/>
+              <w:left w:type="dxa" w:w="120"/>
+              <w:bottom w:type="dxa" w:w="100"/>
+              <w:right w:type="dxa" w:w="120"/>
+            </w:tcMar>
+          </w:tcPr>
+          <w:p>
+            <w:r>
+              <w:rPr>
+                <w:rFonts w:ascii="Arial" w:cs="Arial" w:eastAsia="Arial" w:hAnsi="Arial"/>
+                <w:sz w:val="20"/>
+                <w:szCs w:val="20"/>
+              </w:rPr>
+              <w:t xml:space="preserve">Always reset before testing the ordering workflow. Previous sessions may leave residual data that causes unexpected flag counts.</w:t>
+            </w:r>
+          </w:p>
+        </w:tc>
+      </w:tr>
+    </w:tbl>
+    <w:p>
+      <w:pPr>
+        <w:spacing w:after="80" w:before="80"/>
+      </w:pPr>
+      <w:r>
+        <w:t xml:space="preserve"/>
+      </w:r>
+    </w:p>
+    <w:p>
+      <w:pPr>
+        <w:pStyle w:val="Heading1"/>
+        <w:spacing w:after="160" w:before="400"/>
+      </w:pPr>
+      <w:r>
+        <w:rPr>
+          <w:rFonts w:ascii="Arial" w:cs="Arial" w:eastAsia="Arial" w:hAnsi="Arial"/>
+          <w:b/>
+          <w:bCs/>
+          <w:color w:val="0F172A"/>
+          <w:sz w:val="32"/>
+          <w:szCs w:val="32"/>
+        </w:rPr>
+        <w:t xml:space="preserve">5. Test Scenarios</w:t>
       </w:r>
     </w:p>
     <w:tbl>
@@ -870,7 +1047,7 @@
                 <w:sz w:val="20"/>
                 <w:szCs w:val="20"/>
               </w:rPr>
-              <w:t xml:space="preserve">Work through these in order — each scenario builds on the previous one.</w:t>
+              <w:t xml:space="preserve">Work through these in order — each builds on the previous one.</w:t>
             </w:r>
           </w:p>
         </w:tc>
@@ -1009,25 +1186,25 @@
           <w:sz w:val="22"/>
           <w:szCs w:val="22"/>
         </w:rPr>
-        <w:t xml:space="preserve">The left pane lists ordered tests; the right pane shows discrete result data</w:t>
-      </w:r>
-    </w:p>
-    <w:p>
-      <w:pPr>
-        <w:pStyle w:val="ListParagraph"/>
-        <w:numPr>
-          <w:ilvl w:val="0"/>
-          <w:numId w:val="3"/>
-        </w:numPr>
-        <w:spacing w:after="40" w:before="40"/>
-      </w:pPr>
-      <w:r>
-        <w:rPr>
-          <w:rFonts w:ascii="Arial" w:cs="Arial" w:eastAsia="Arial" w:hAnsi="Arial"/>
-          <w:sz w:val="22"/>
-          <w:szCs w:val="22"/>
-        </w:rPr>
-        <w:t xml:space="preserve">Click a different test in the navigator — result detail updates</w:t>
+        <w:t xml:space="preserve">The left pane shows: Case level section, then each specimen with its ordered tests listed underneath</w:t>
+      </w:r>
+    </w:p>
+    <w:p>
+      <w:pPr>
+        <w:pStyle w:val="ListParagraph"/>
+        <w:numPr>
+          <w:ilvl w:val="0"/>
+          <w:numId w:val="3"/>
+        </w:numPr>
+        <w:spacing w:after="40" w:before="40"/>
+      </w:pPr>
+      <w:r>
+        <w:rPr>
+          <w:rFonts w:ascii="Arial" w:cs="Arial" w:eastAsia="Arial" w:hAnsi="Arial"/>
+          <w:sz w:val="22"/>
+          <w:szCs w:val="22"/>
+        </w:rPr>
+        <w:t xml:space="preserve">Click a test to view its result in the right pane</w:t>
       </w:r>
     </w:p>
     <w:p>
@@ -1127,7 +1304,7 @@
                 <w:sz w:val="20"/>
                 <w:szCs w:val="20"/>
               </w:rPr>
-              <w:t xml:space="preserve">Do icon colours match what you expect from the result status? Is the quick peek useful for triage?</w:t>
+              <w:t xml:space="preserve">Does the grouping by Case level / Specimen make clinical sense? Is the specimen badge in the result pane helpful?</w:t>
             </w:r>
           </w:p>
         </w:tc>
@@ -1168,7 +1345,7 @@
           <w:sz w:val="22"/>
           <w:szCs w:val="22"/>
         </w:rPr>
-        <w:t xml:space="preserve">Objective: Verify the tab shows only ordered tests with correct data.</w:t>
+        <w:t xml:space="preserve">Objective: Verify the tab shows ordered tests correctly grouped by specimen.</w:t>
       </w:r>
     </w:p>
     <w:p>
@@ -1212,43 +1389,61 @@
           <w:sz w:val="22"/>
           <w:szCs w:val="22"/>
         </w:rPr>
-        <w:t xml:space="preserve">Click the Computational tab — the badge count should match ordered tests only</w:t>
-      </w:r>
-    </w:p>
-    <w:p>
-      <w:pPr>
-        <w:pStyle w:val="ListParagraph"/>
-        <w:numPr>
-          <w:ilvl w:val="0"/>
-          <w:numId w:val="3"/>
-        </w:numPr>
-        <w:spacing w:after="40" w:before="40"/>
-      </w:pPr>
-      <w:r>
-        <w:rPr>
-          <w:rFonts w:ascii="Arial" w:cs="Arial" w:eastAsia="Arial" w:hAnsi="Arial"/>
-          <w:sz w:val="22"/>
-          <w:szCs w:val="22"/>
-        </w:rPr>
-        <w:t xml:space="preserve">Click each assay to view its result</w:t>
-      </w:r>
-    </w:p>
-    <w:p>
-      <w:pPr>
-        <w:pStyle w:val="ListParagraph"/>
-        <w:numPr>
-          <w:ilvl w:val="0"/>
-          <w:numId w:val="3"/>
-        </w:numPr>
-        <w:spacing w:after="40" w:before="40"/>
-      </w:pPr>
-      <w:r>
-        <w:rPr>
-          <w:rFonts w:ascii="Arial" w:cs="Arial" w:eastAsia="Arial" w:hAnsi="Arial"/>
-          <w:sz w:val="22"/>
-          <w:szCs w:val="22"/>
-        </w:rPr>
-        <w:t xml:space="preserve">Note the specimen assignment badge (e.g. A: Anterior resection) below the flag name</w:t>
+        <w:t xml:space="preserve">Click the ⚗️ Computational tab — the badge count should match ordered tests only</w:t>
+      </w:r>
+    </w:p>
+    <w:p>
+      <w:pPr>
+        <w:pStyle w:val="ListParagraph"/>
+        <w:numPr>
+          <w:ilvl w:val="0"/>
+          <w:numId w:val="3"/>
+        </w:numPr>
+        <w:spacing w:after="40" w:before="40"/>
+      </w:pPr>
+      <w:r>
+        <w:rPr>
+          <w:rFonts w:ascii="Arial" w:cs="Arial" w:eastAsia="Arial" w:hAnsi="Arial"/>
+          <w:sz w:val="22"/>
+          <w:szCs w:val="22"/>
+        </w:rPr>
+        <w:t xml:space="preserve">The left navigator shows Case level section, then each specimen with its tests</w:t>
+      </w:r>
+    </w:p>
+    <w:p>
+      <w:pPr>
+        <w:pStyle w:val="ListParagraph"/>
+        <w:numPr>
+          <w:ilvl w:val="0"/>
+          <w:numId w:val="3"/>
+        </w:numPr>
+        <w:spacing w:after="40" w:before="40"/>
+      </w:pPr>
+      <w:r>
+        <w:rPr>
+          <w:rFonts w:ascii="Arial" w:cs="Arial" w:eastAsia="Arial" w:hAnsi="Arial"/>
+          <w:sz w:val="22"/>
+          <w:szCs w:val="22"/>
+        </w:rPr>
+        <w:t xml:space="preserve">Each group has a small count badge matching the number of tests</w:t>
+      </w:r>
+    </w:p>
+    <w:p>
+      <w:pPr>
+        <w:pStyle w:val="ListParagraph"/>
+        <w:numPr>
+          <w:ilvl w:val="0"/>
+          <w:numId w:val="3"/>
+        </w:numPr>
+        <w:spacing w:after="40" w:before="40"/>
+      </w:pPr>
+      <w:r>
+        <w:rPr>
+          <w:rFonts w:ascii="Arial" w:cs="Arial" w:eastAsia="Arial" w:hAnsi="Arial"/>
+          <w:sz w:val="22"/>
+          <w:szCs w:val="22"/>
+        </w:rPr>
+        <w:t xml:space="preserve">Click any test to view its result in the right pane</w:t>
       </w:r>
     </w:p>
     <w:p>
@@ -1284,7 +1479,7 @@
           <w:sz w:val="22"/>
           <w:szCs w:val="22"/>
         </w:rPr>
-        <w:t xml:space="preserve">Switch back to Full Report — scroll position should be preserved</w:t>
+        <w:t xml:space="preserve">Switch back to Full Report — verify scroll position is preserved</w:t>
       </w:r>
     </w:p>
     <w:p>
@@ -1366,7 +1561,7 @@
                 <w:sz w:val="20"/>
                 <w:szCs w:val="20"/>
               </w:rPr>
-              <w:t xml:space="preserve">Does the specimen assignment make sense? Is the concordance indicator meaningful?</w:t>
+              <w:t xml:space="preserve">Does the grouped layout help you navigate multi-specimen cases? Is the count badge useful?</w:t>
             </w:r>
           </w:p>
         </w:tc>
@@ -1407,7 +1602,7 @@
           <w:sz w:val="22"/>
           <w:szCs w:val="22"/>
         </w:rPr>
-        <w:t xml:space="preserve">Objective: Test the multi-order workflow with specimen assignment.</w:t>
+        <w:t xml:space="preserve">Objective: Test the multi-order staging workflow with specimen assignment.</w:t>
       </w:r>
     </w:p>
     <w:p>
@@ -1469,133 +1664,133 @@
           <w:sz w:val="22"/>
           <w:szCs w:val="22"/>
         </w:rPr>
-        <w:t xml:space="preserve">The Order Additional Test modal opens — note the left panel shows "Apply to" specimens</w:t>
-      </w:r>
-    </w:p>
-    <w:p>
-      <w:pPr>
-        <w:pStyle w:val="ListParagraph"/>
-        <w:numPr>
-          <w:ilvl w:val="0"/>
-          <w:numId w:val="3"/>
-        </w:numPr>
-        <w:spacing w:after="40" w:before="40"/>
-      </w:pPr>
-      <w:r>
-        <w:rPr>
-          <w:rFonts w:ascii="Arial" w:cs="Arial" w:eastAsia="Arial" w:hAnsi="Arial"/>
-          <w:sz w:val="22"/>
-          <w:szCs w:val="22"/>
-        </w:rPr>
-        <w:t xml:space="preserve">Select a specific specimen (e.g. A: Sigmoid colon resection)</w:t>
-      </w:r>
-    </w:p>
-    <w:p>
-      <w:pPr>
-        <w:pStyle w:val="ListParagraph"/>
-        <w:numPr>
-          <w:ilvl w:val="0"/>
-          <w:numId w:val="3"/>
-        </w:numPr>
-        <w:spacing w:after="40" w:before="40"/>
-      </w:pPr>
-      <w:r>
-        <w:rPr>
-          <w:rFonts w:ascii="Arial" w:cs="Arial" w:eastAsia="Arial" w:hAnsi="Arial"/>
-          <w:sz w:val="22"/>
-          <w:szCs w:val="22"/>
-        </w:rPr>
-        <w:t xml:space="preserve">Search for a test in the right panel</w:t>
-      </w:r>
-    </w:p>
-    <w:p>
-      <w:pPr>
-        <w:pStyle w:val="ListParagraph"/>
-        <w:numPr>
-          <w:ilvl w:val="0"/>
-          <w:numId w:val="3"/>
-        </w:numPr>
-        <w:spacing w:after="40" w:before="40"/>
-      </w:pPr>
-      <w:r>
-        <w:rPr>
-          <w:rFonts w:ascii="Arial" w:cs="Arial" w:eastAsia="Arial" w:hAnsi="Arial"/>
-          <w:sz w:val="22"/>
-          <w:szCs w:val="22"/>
-        </w:rPr>
-        <w:t xml:space="preserve">Click "+ Order" — it stages to the Pending Orders list on the left (does not submit yet)</w:t>
-      </w:r>
-    </w:p>
-    <w:p>
-      <w:pPr>
-        <w:pStyle w:val="ListParagraph"/>
-        <w:numPr>
-          <w:ilvl w:val="0"/>
-          <w:numId w:val="3"/>
-        </w:numPr>
-        <w:spacing w:after="40" w:before="40"/>
-      </w:pPr>
-      <w:r>
-        <w:rPr>
-          <w:rFonts w:ascii="Arial" w:cs="Arial" w:eastAsia="Arial" w:hAnsi="Arial"/>
-          <w:sz w:val="22"/>
-          <w:szCs w:val="22"/>
-        </w:rPr>
-        <w:t xml:space="preserve">Stage a second test if available</w:t>
-      </w:r>
-    </w:p>
-    <w:p>
-      <w:pPr>
-        <w:pStyle w:val="ListParagraph"/>
-        <w:numPr>
-          <w:ilvl w:val="0"/>
-          <w:numId w:val="3"/>
-        </w:numPr>
-        <w:spacing w:after="40" w:before="40"/>
-      </w:pPr>
-      <w:r>
-        <w:rPr>
-          <w:rFonts w:ascii="Arial" w:cs="Arial" w:eastAsia="Arial" w:hAnsi="Arial"/>
-          <w:sz w:val="22"/>
-          <w:szCs w:val="22"/>
-        </w:rPr>
-        <w:t xml:space="preserve">Review the pending orders list — use the trash icon to remove one if needed</w:t>
-      </w:r>
-    </w:p>
-    <w:p>
-      <w:pPr>
-        <w:pStyle w:val="ListParagraph"/>
-        <w:numPr>
-          <w:ilvl w:val="0"/>
-          <w:numId w:val="3"/>
-        </w:numPr>
-        <w:spacing w:after="40" w:before="40"/>
-      </w:pPr>
-      <w:r>
-        <w:rPr>
-          <w:rFonts w:ascii="Arial" w:cs="Arial" w:eastAsia="Arial" w:hAnsi="Arial"/>
-          <w:sz w:val="22"/>
-          <w:szCs w:val="22"/>
-        </w:rPr>
-        <w:t xml:space="preserve">Click "Place Orders" to submit</w:t>
-      </w:r>
-    </w:p>
-    <w:p>
-      <w:pPr>
-        <w:pStyle w:val="ListParagraph"/>
-        <w:numPr>
-          <w:ilvl w:val="0"/>
-          <w:numId w:val="3"/>
-        </w:numPr>
-        <w:spacing w:after="40" w:before="40"/>
-      </w:pPr>
-      <w:r>
-        <w:rPr>
-          <w:rFonts w:ascii="Arial" w:cs="Arial" w:eastAsia="Arial" w:hAnsi="Arial"/>
-          <w:sz w:val="22"/>
-          <w:szCs w:val="22"/>
-        </w:rPr>
-        <w:t xml:space="preserve">If linked protocols exist, the Add Synoptic dialog opens pre-filtered</w:t>
+        <w:t xml:space="preserve">The Order Additional Test modal opens with an X close button in the top right</w:t>
+      </w:r>
+    </w:p>
+    <w:p>
+      <w:pPr>
+        <w:pStyle w:val="ListParagraph"/>
+        <w:numPr>
+          <w:ilvl w:val="0"/>
+          <w:numId w:val="3"/>
+        </w:numPr>
+        <w:spacing w:after="40" w:before="40"/>
+      </w:pPr>
+      <w:r>
+        <w:rPr>
+          <w:rFonts w:ascii="Arial" w:cs="Arial" w:eastAsia="Arial" w:hAnsi="Arial"/>
+          <w:sz w:val="22"/>
+          <w:szCs w:val="22"/>
+        </w:rPr>
+        <w:t xml:space="preserve">The left panel shows: Pending Orders (empty), Apply to section with Case level and each specimen</w:t>
+      </w:r>
+    </w:p>
+    <w:p>
+      <w:pPr>
+        <w:pStyle w:val="ListParagraph"/>
+        <w:numPr>
+          <w:ilvl w:val="0"/>
+          <w:numId w:val="3"/>
+        </w:numPr>
+        <w:spacing w:after="40" w:before="40"/>
+      </w:pPr>
+      <w:r>
+        <w:rPr>
+          <w:rFonts w:ascii="Arial" w:cs="Arial" w:eastAsia="Arial" w:hAnsi="Arial"/>
+          <w:sz w:val="22"/>
+          <w:szCs w:val="22"/>
+        </w:rPr>
+        <w:t xml:space="preserve">The left panel also shows already-ordered tests under their specimen with trash icons</w:t>
+      </w:r>
+    </w:p>
+    <w:p>
+      <w:pPr>
+        <w:pStyle w:val="ListParagraph"/>
+        <w:numPr>
+          <w:ilvl w:val="0"/>
+          <w:numId w:val="3"/>
+        </w:numPr>
+        <w:spacing w:after="40" w:before="40"/>
+      </w:pPr>
+      <w:r>
+        <w:rPr>
+          <w:rFonts w:ascii="Arial" w:cs="Arial" w:eastAsia="Arial" w:hAnsi="Arial"/>
+          <w:sz w:val="22"/>
+          <w:szCs w:val="22"/>
+        </w:rPr>
+        <w:t xml:space="preserve">Select "A: [specimen name]" in the Apply to section</w:t>
+      </w:r>
+    </w:p>
+    <w:p>
+      <w:pPr>
+        <w:pStyle w:val="ListParagraph"/>
+        <w:numPr>
+          <w:ilvl w:val="0"/>
+          <w:numId w:val="3"/>
+        </w:numPr>
+        <w:spacing w:after="40" w:before="40"/>
+      </w:pPr>
+      <w:r>
+        <w:rPr>
+          <w:rFonts w:ascii="Arial" w:cs="Arial" w:eastAsia="Arial" w:hAnsi="Arial"/>
+          <w:sz w:val="22"/>
+          <w:szCs w:val="22"/>
+        </w:rPr>
+        <w:t xml:space="preserve">Click "+ Order" on a test in the right panel — it moves to Pending Orders with the specimen name shown</w:t>
+      </w:r>
+    </w:p>
+    <w:p>
+      <w:pPr>
+        <w:pStyle w:val="ListParagraph"/>
+        <w:numPr>
+          <w:ilvl w:val="0"/>
+          <w:numId w:val="3"/>
+        </w:numPr>
+        <w:spacing w:after="40" w:before="40"/>
+      </w:pPr>
+      <w:r>
+        <w:rPr>
+          <w:rFonts w:ascii="Arial" w:cs="Arial" w:eastAsia="Arial" w:hAnsi="Arial"/>
+          <w:sz w:val="22"/>
+          <w:szCs w:val="22"/>
+        </w:rPr>
+        <w:t xml:space="preserve">Select "B: [specimen name]" and stage a second test</w:t>
+      </w:r>
+    </w:p>
+    <w:p>
+      <w:pPr>
+        <w:pStyle w:val="ListParagraph"/>
+        <w:numPr>
+          <w:ilvl w:val="0"/>
+          <w:numId w:val="3"/>
+        </w:numPr>
+        <w:spacing w:after="40" w:before="40"/>
+      </w:pPr>
+      <w:r>
+        <w:rPr>
+          <w:rFonts w:ascii="Arial" w:cs="Arial" w:eastAsia="Arial" w:hAnsi="Arial"/>
+          <w:sz w:val="22"/>
+          <w:szCs w:val="22"/>
+        </w:rPr>
+        <w:t xml:space="preserve">Review the Pending Orders list — use the trash icon to remove one if needed</w:t>
+      </w:r>
+    </w:p>
+    <w:p>
+      <w:pPr>
+        <w:pStyle w:val="ListParagraph"/>
+        <w:numPr>
+          <w:ilvl w:val="0"/>
+          <w:numId w:val="3"/>
+        </w:numPr>
+        <w:spacing w:after="40" w:before="40"/>
+      </w:pPr>
+      <w:r>
+        <w:rPr>
+          <w:rFonts w:ascii="Arial" w:cs="Arial" w:eastAsia="Arial" w:hAnsi="Arial"/>
+          <w:sz w:val="22"/>
+          <w:szCs w:val="22"/>
+        </w:rPr>
+        <w:t xml:space="preserve">Click "Place 2 Orders" to submit</w:t>
       </w:r>
     </w:p>
     <w:p>
@@ -1677,7 +1872,7 @@
                 <w:sz w:val="20"/>
                 <w:szCs w:val="20"/>
               </w:rPr>
-              <w:t xml:space="preserve">Was the specimen selector clear? Did staging multiple orders feel natural? Were the suggested protocols correct?</w:t>
+              <w:t xml:space="preserve">Was specimen assignment clear? Did the correct tests appear under the correct specimens after placing?</w:t>
             </w:r>
           </w:p>
         </w:tc>
@@ -1718,7 +1913,7 @@
           <w:sz w:val="22"/>
           <w:szCs w:val="22"/>
         </w:rPr>
-        <w:t xml:space="preserve">Objective: Test the order cancellation workflow.</w:t>
+        <w:t xml:space="preserve">Objective: Test cancellation from both the navigator and the order modal.</w:t>
       </w:r>
     </w:p>
     <w:p>
@@ -1744,79 +1939,79 @@
           <w:sz w:val="22"/>
           <w:szCs w:val="22"/>
         </w:rPr>
-        <w:t xml:space="preserve">In the Computational tab navigator, find a Pending test (teal status)</w:t>
-      </w:r>
-    </w:p>
-    <w:p>
-      <w:pPr>
-        <w:pStyle w:val="ListParagraph"/>
-        <w:numPr>
-          <w:ilvl w:val="0"/>
-          <w:numId w:val="3"/>
-        </w:numPr>
-        <w:spacing w:after="40" w:before="40"/>
-      </w:pPr>
-      <w:r>
-        <w:rPr>
-          <w:rFonts w:ascii="Arial" w:cs="Arial" w:eastAsia="Arial" w:hAnsi="Arial"/>
-          <w:sz w:val="22"/>
-          <w:szCs w:val="22"/>
-        </w:rPr>
-        <w:t xml:space="preserve">Click the trash icon beside it</w:t>
-      </w:r>
-    </w:p>
-    <w:p>
-      <w:pPr>
-        <w:pStyle w:val="ListParagraph"/>
-        <w:numPr>
-          <w:ilvl w:val="0"/>
-          <w:numId w:val="3"/>
-        </w:numPr>
-        <w:spacing w:after="40" w:before="40"/>
-      </w:pPr>
-      <w:r>
-        <w:rPr>
-          <w:rFonts w:ascii="Arial" w:cs="Arial" w:eastAsia="Arial" w:hAnsi="Arial"/>
-          <w:sz w:val="22"/>
-          <w:szCs w:val="22"/>
-        </w:rPr>
-        <w:t xml:space="preserve">Read the confirmation dialog carefully — note whether it says the order originated in PathScribe or the LIS</w:t>
-      </w:r>
-    </w:p>
-    <w:p>
-      <w:pPr>
-        <w:pStyle w:val="ListParagraph"/>
-        <w:numPr>
-          <w:ilvl w:val="0"/>
-          <w:numId w:val="3"/>
-        </w:numPr>
-        <w:spacing w:after="40" w:before="40"/>
-      </w:pPr>
-      <w:r>
-        <w:rPr>
-          <w:rFonts w:ascii="Arial" w:cs="Arial" w:eastAsia="Arial" w:hAnsi="Arial"/>
-          <w:sz w:val="22"/>
-          <w:szCs w:val="22"/>
-        </w:rPr>
-        <w:t xml:space="preserve">Click "Confirm Cancellation"</w:t>
-      </w:r>
-    </w:p>
-    <w:p>
-      <w:pPr>
-        <w:pStyle w:val="ListParagraph"/>
-        <w:numPr>
-          <w:ilvl w:val="0"/>
-          <w:numId w:val="3"/>
-        </w:numPr>
-        <w:spacing w:after="40" w:before="40"/>
-      </w:pPr>
-      <w:r>
-        <w:rPr>
-          <w:rFonts w:ascii="Arial" w:cs="Arial" w:eastAsia="Arial" w:hAnsi="Arial"/>
-          <w:sz w:val="22"/>
-          <w:szCs w:val="22"/>
-        </w:rPr>
-        <w:t xml:space="preserve">Verify the test moves back to "Available to order"</w:t>
+        <w:t xml:space="preserve">In the Computational tab navigator, find a Pending test</w:t>
+      </w:r>
+    </w:p>
+    <w:p>
+      <w:pPr>
+        <w:pStyle w:val="ListParagraph"/>
+        <w:numPr>
+          <w:ilvl w:val="0"/>
+          <w:numId w:val="3"/>
+        </w:numPr>
+        <w:spacing w:after="40" w:before="40"/>
+      </w:pPr>
+      <w:r>
+        <w:rPr>
+          <w:rFonts w:ascii="Arial" w:cs="Arial" w:eastAsia="Arial" w:hAnsi="Arial"/>
+          <w:sz w:val="22"/>
+          <w:szCs w:val="22"/>
+        </w:rPr>
+        <w:t xml:space="preserve">Click the trash icon beside it — a confirmation dialog appears</w:t>
+      </w:r>
+    </w:p>
+    <w:p>
+      <w:pPr>
+        <w:pStyle w:val="ListParagraph"/>
+        <w:numPr>
+          <w:ilvl w:val="0"/>
+          <w:numId w:val="3"/>
+        </w:numPr>
+        <w:spacing w:after="40" w:before="40"/>
+      </w:pPr>
+      <w:r>
+        <w:rPr>
+          <w:rFonts w:ascii="Arial" w:cs="Arial" w:eastAsia="Arial" w:hAnsi="Arial"/>
+          <w:sz w:val="22"/>
+          <w:szCs w:val="22"/>
+        </w:rPr>
+        <w:t xml:space="preserve">Note whether it says the order originated in PathScribe or the LIS</w:t>
+      </w:r>
+    </w:p>
+    <w:p>
+      <w:pPr>
+        <w:pStyle w:val="ListParagraph"/>
+        <w:numPr>
+          <w:ilvl w:val="0"/>
+          <w:numId w:val="3"/>
+        </w:numPr>
+        <w:spacing w:after="40" w:before="40"/>
+      </w:pPr>
+      <w:r>
+        <w:rPr>
+          <w:rFonts w:ascii="Arial" w:cs="Arial" w:eastAsia="Arial" w:hAnsi="Arial"/>
+          <w:sz w:val="22"/>
+          <w:szCs w:val="22"/>
+        </w:rPr>
+        <w:t xml:space="preserve">Click "Confirm Cancellation" — verify the test is removed from its specimen group</w:t>
+      </w:r>
+    </w:p>
+    <w:p>
+      <w:pPr>
+        <w:pStyle w:val="ListParagraph"/>
+        <w:numPr>
+          <w:ilvl w:val="0"/>
+          <w:numId w:val="3"/>
+        </w:numPr>
+        <w:spacing w:after="40" w:before="40"/>
+      </w:pPr>
+      <w:r>
+        <w:rPr>
+          <w:rFonts w:ascii="Arial" w:cs="Arial" w:eastAsia="Arial" w:hAnsi="Arial"/>
+          <w:sz w:val="22"/>
+          <w:szCs w:val="22"/>
+        </w:rPr>
+        <w:t xml:space="preserve">Open the Order Additional Test modal — you can also trash already-ordered tests from within the modal</w:t>
       </w:r>
     </w:p>
     <w:p>
@@ -1898,7 +2093,7 @@
                 <w:sz w:val="20"/>
                 <w:szCs w:val="20"/>
               </w:rPr>
-              <w:t xml:space="preserve">Was the LIS origin warning clear enough? Would you want additional friction before cancelling?</w:t>
+              <w:t xml:space="preserve">Was the LIS origin warning clear? Did cancellation correctly remove the test from the right specimen group?</w:t>
             </w:r>
           </w:p>
         </w:tc>
@@ -2001,61 +2196,43 @@
           <w:sz w:val="22"/>
           <w:szCs w:val="22"/>
         </w:rPr>
-        <w:t xml:space="preserve">Review the Data source type selector (LIS Endpoint / AI Extraction / PathScribe Entry)</w:t>
-      </w:r>
-    </w:p>
-    <w:p>
-      <w:pPr>
-        <w:pStyle w:val="ListParagraph"/>
-        <w:numPr>
-          <w:ilvl w:val="0"/>
-          <w:numId w:val="3"/>
-        </w:numPr>
-        <w:spacing w:after="40" w:before="40"/>
-      </w:pPr>
-      <w:r>
-        <w:rPr>
-          <w:rFonts w:ascii="Arial" w:cs="Arial" w:eastAsia="Arial" w:hAnsi="Arial"/>
-          <w:sz w:val="22"/>
-          <w:szCs w:val="22"/>
-        </w:rPr>
-        <w:t xml:space="preserve">Search for and link a protocol in the Default Protocols section</w:t>
-      </w:r>
-    </w:p>
-    <w:p>
-      <w:pPr>
-        <w:pStyle w:val="ListParagraph"/>
-        <w:numPr>
-          <w:ilvl w:val="0"/>
-          <w:numId w:val="3"/>
-        </w:numPr>
-        <w:spacing w:after="40" w:before="40"/>
-      </w:pPr>
-      <w:r>
-        <w:rPr>
-          <w:rFonts w:ascii="Arial" w:cs="Arial" w:eastAsia="Arial" w:hAnsi="Arial"/>
-          <w:sz w:val="22"/>
-          <w:szCs w:val="22"/>
-        </w:rPr>
-        <w:t xml:space="preserve">Save the flag, then order that test from the Computational tab</w:t>
-      </w:r>
-    </w:p>
-    <w:p>
-      <w:pPr>
-        <w:pStyle w:val="ListParagraph"/>
-        <w:numPr>
-          <w:ilvl w:val="0"/>
-          <w:numId w:val="3"/>
-        </w:numPr>
-        <w:spacing w:after="40" w:before="40"/>
-      </w:pPr>
-      <w:r>
-        <w:rPr>
-          <w:rFonts w:ascii="Arial" w:cs="Arial" w:eastAsia="Arial" w:hAnsi="Arial"/>
-          <w:sz w:val="22"/>
-          <w:szCs w:val="22"/>
-        </w:rPr>
-        <w:t xml:space="preserve">Verify the linked protocol appears as a suggestion</w:t>
+        <w:t xml:space="preserve">Use the Default Protocols search to link a protocol</w:t>
+      </w:r>
+    </w:p>
+    <w:p>
+      <w:pPr>
+        <w:pStyle w:val="ListParagraph"/>
+        <w:numPr>
+          <w:ilvl w:val="0"/>
+          <w:numId w:val="3"/>
+        </w:numPr>
+        <w:spacing w:after="40" w:before="40"/>
+      </w:pPr>
+      <w:r>
+        <w:rPr>
+          <w:rFonts w:ascii="Arial" w:cs="Arial" w:eastAsia="Arial" w:hAnsi="Arial"/>
+          <w:sz w:val="22"/>
+          <w:szCs w:val="22"/>
+        </w:rPr>
+        <w:t xml:space="preserve">Save, then order that test from the Computational tab</w:t>
+      </w:r>
+    </w:p>
+    <w:p>
+      <w:pPr>
+        <w:pStyle w:val="ListParagraph"/>
+        <w:numPr>
+          <w:ilvl w:val="0"/>
+          <w:numId w:val="3"/>
+        </w:numPr>
+        <w:spacing w:after="40" w:before="40"/>
+      </w:pPr>
+      <w:r>
+        <w:rPr>
+          <w:rFonts w:ascii="Arial" w:cs="Arial" w:eastAsia="Arial" w:hAnsi="Arial"/>
+          <w:sz w:val="22"/>
+          <w:szCs w:val="22"/>
+        </w:rPr>
+        <w:t xml:space="preserve">Verify the linked protocol is suggested in the Add Synoptic dialog</w:t>
       </w:r>
     </w:p>
     <w:p>
@@ -2080,196 +2257,11 @@
           <w:sz w:val="32"/>
           <w:szCs w:val="32"/>
         </w:rPr>
-        <w:t xml:space="preserve">5. Resetting Your Data</w:t>
-      </w:r>
-    </w:p>
-    <w:p>
-      <w:pPr>
-        <w:pStyle w:val="ListParagraph"/>
-        <w:numPr>
-          <w:ilvl w:val="0"/>
-          <w:numId w:val="3"/>
-        </w:numPr>
-        <w:spacing w:after="40" w:before="40"/>
-      </w:pPr>
-      <w:r>
-        <w:rPr>
-          <w:rFonts w:ascii="Arial" w:cs="Arial" w:eastAsia="Arial" w:hAnsi="Arial"/>
-          <w:sz w:val="22"/>
-          <w:szCs w:val="22"/>
-        </w:rPr>
-        <w:t xml:space="preserve">Go to Configuration → ⟳ Demo Reset (last tab)</w:t>
-      </w:r>
-    </w:p>
-    <w:p>
-      <w:pPr>
-        <w:pStyle w:val="ListParagraph"/>
-        <w:numPr>
-          <w:ilvl w:val="0"/>
-          <w:numId w:val="3"/>
-        </w:numPr>
-        <w:spacing w:after="40" w:before="40"/>
-      </w:pPr>
-      <w:r>
-        <w:rPr>
-          <w:rFonts w:ascii="Arial" w:cs="Arial" w:eastAsia="Arial" w:hAnsi="Arial"/>
-          <w:sz w:val="22"/>
-          <w:szCs w:val="22"/>
-        </w:rPr>
-        <w:t xml:space="preserve">Click "Reset my data only"</w:t>
-      </w:r>
-    </w:p>
-    <w:p>
-      <w:pPr>
-        <w:pStyle w:val="ListParagraph"/>
-        <w:numPr>
-          <w:ilvl w:val="0"/>
-          <w:numId w:val="3"/>
-        </w:numPr>
-        <w:spacing w:after="40" w:before="40"/>
-      </w:pPr>
-      <w:r>
-        <w:rPr>
-          <w:rFonts w:ascii="Arial" w:cs="Arial" w:eastAsia="Arial" w:hAnsi="Arial"/>
-          <w:sz w:val="22"/>
-          <w:szCs w:val="22"/>
-        </w:rPr>
-        <w:t xml:space="preserve">Confirm — PathScribe reloads with your cases restored to seed data</w:t>
-      </w:r>
-    </w:p>
-    <w:p>
-      <w:pPr>
-        <w:spacing w:after="80" w:before="80"/>
-      </w:pPr>
-      <w:r>
-        <w:t xml:space="preserve"/>
-      </w:r>
-    </w:p>
-    <w:tbl>
-      <w:tblPr>
-        <w:tblW w:type="dxa" w:w="9360"/>
-        <w:tblBorders>
-          <w:top w:val="single" w:color="auto" w:sz="4"/>
-          <w:left w:val="single" w:color="auto" w:sz="4"/>
-          <w:bottom w:val="single" w:color="auto" w:sz="4"/>
-          <w:right w:val="single" w:color="auto" w:sz="4"/>
-          <w:insideH w:val="single" w:color="auto" w:sz="4"/>
-          <w:insideV w:val="single" w:color="auto" w:sz="4"/>
-        </w:tblBorders>
-      </w:tblPr>
-      <w:tblGrid>
-        <w:gridCol w:w="180"/>
-        <w:gridCol w:w="9180"/>
-      </w:tblGrid>
-      <w:tr>
-        <w:tc>
-          <w:tcPr>
-            <w:tcW w:type="dxa" w:w="180"/>
-            <w:tcBorders>
-              <w:top w:val="single" w:color="D1D5DB" w:sz="1"/>
-              <w:left w:val="single" w:color="D1D5DB" w:sz="1"/>
-              <w:bottom w:val="single" w:color="D1D5DB" w:sz="1"/>
-              <w:right w:val="single" w:color="D1D5DB" w:sz="1"/>
-            </w:tcBorders>
-            <w:shd w:fill="FEF3C7" w:val="clear"/>
-            <w:tcMar>
-              <w:top w:type="dxa" w:w="100"/>
-              <w:left w:type="dxa" w:w="120"/>
-              <w:bottom w:type="dxa" w:w="100"/>
-              <w:right w:type="dxa" w:w="120"/>
-            </w:tcMar>
-          </w:tcPr>
-          <w:p>
-            <w:r>
-              <w:rPr>
-                <w:rFonts w:ascii="Arial" w:cs="Arial" w:eastAsia="Arial" w:hAnsi="Arial"/>
-                <w:b/>
-                <w:bCs/>
-                <w:color w:val="F59E0B"/>
-                <w:sz w:val="20"/>
-                <w:szCs w:val="20"/>
-              </w:rPr>
-              <w:t xml:space="preserve">Note</w:t>
-            </w:r>
-          </w:p>
-        </w:tc>
-        <w:tc>
-          <w:tcPr>
-            <w:tcW w:type="dxa" w:w="9180"/>
-            <w:tcBorders>
-              <w:top w:val="single" w:color="D1D5DB" w:sz="1"/>
-              <w:left w:val="single" w:color="D1D5DB" w:sz="1"/>
-              <w:bottom w:val="single" w:color="D1D5DB" w:sz="1"/>
-              <w:right w:val="single" w:color="D1D5DB" w:sz="1"/>
-            </w:tcBorders>
-            <w:tcMar>
-              <w:top w:type="dxa" w:w="100"/>
-              <w:left w:type="dxa" w:w="120"/>
-              <w:bottom w:type="dxa" w:w="100"/>
-              <w:right w:type="dxa" w:w="120"/>
-            </w:tcMar>
-          </w:tcPr>
-          <w:p>
-            <w:r>
-              <w:rPr>
-                <w:rFonts w:ascii="Arial" w:cs="Arial" w:eastAsia="Arial" w:hAnsi="Arial"/>
-                <w:sz w:val="20"/>
-                <w:szCs w:val="20"/>
-              </w:rPr>
-              <w:t xml:space="preserve">Use "Reset my data only". The "Full reset" option affects all testers.</w:t>
-            </w:r>
-          </w:p>
-        </w:tc>
-      </w:tr>
-    </w:tbl>
-    <w:p>
-      <w:pPr>
-        <w:spacing w:after="80" w:before="80"/>
-      </w:pPr>
-      <w:r>
-        <w:t xml:space="preserve"/>
-      </w:r>
-    </w:p>
-    <w:p>
-      <w:pPr>
-        <w:pStyle w:val="Heading1"/>
-        <w:spacing w:after="160" w:before="400"/>
-      </w:pPr>
-      <w:r>
-        <w:rPr>
-          <w:rFonts w:ascii="Arial" w:cs="Arial" w:eastAsia="Arial" w:hAnsi="Arial"/>
-          <w:b/>
-          <w:bCs/>
-          <w:color w:val="0F172A"/>
-          <w:sz w:val="32"/>
-          <w:szCs w:val="32"/>
-        </w:rPr>
         <w:t xml:space="preserve">6. Feedback</w:t>
       </w:r>
     </w:p>
     <w:p>
       <w:pPr>
-        <w:spacing w:after="80" w:before="80"/>
-      </w:pPr>
-      <w:r>
-        <w:rPr>
-          <w:rFonts w:ascii="Arial" w:cs="Arial" w:eastAsia="Arial" w:hAnsi="Arial"/>
-          <w:sz w:val="22"/>
-          <w:szCs w:val="22"/>
-        </w:rPr>
-        <w:t xml:space="preserve">The most useful feedback addresses:</w:t>
-      </w:r>
-    </w:p>
-    <w:p>
-      <w:pPr>
-        <w:spacing w:after="80" w:before="80"/>
-      </w:pPr>
-      <w:r>
-        <w:t xml:space="preserve"/>
-      </w:r>
-    </w:p>
-    <w:p>
-      <w:pPr>
         <w:pStyle w:val="ListParagraph"/>
         <w:numPr>
           <w:ilvl w:val="0"/>
@@ -2283,7 +2275,7 @@
           <w:sz w:val="22"/>
           <w:szCs w:val="22"/>
         </w:rPr>
-        <w:t xml:space="preserve">Icon clarity — could you tell what each state meant without explanation?</w:t>
+        <w:t xml:space="preserve">Grouped navigator — does Case level / Specimen grouping feel right?</w:t>
       </w:r>
     </w:p>
     <w:p>
@@ -2301,7 +2293,7 @@
           <w:sz w:val="22"/>
           <w:szCs w:val="22"/>
         </w:rPr>
-        <w:t xml:space="preserve">Specimen assignment — did it make sense to assign orders to specific specimens?</w:t>
+        <w:t xml:space="preserve">Specimen assignment — were orders assigned to the correct specimen?</w:t>
       </w:r>
     </w:p>
     <w:p>
@@ -2319,7 +2311,7 @@
           <w:sz w:val="22"/>
           <w:szCs w:val="22"/>
         </w:rPr>
-        <w:t xml:space="preserve">Multi-order staging — did the pending orders list feel natural?</w:t>
+        <w:t xml:space="preserve">Order modal — was the currently-ordered list in the left panel useful context?</w:t>
       </w:r>
     </w:p>
     <w:p>
@@ -2337,7 +2329,7 @@
           <w:sz w:val="22"/>
           <w:szCs w:val="22"/>
         </w:rPr>
-        <w:t xml:space="preserve">Cancellation messaging — was the LIS origin warning clear?</w:t>
+        <w:t xml:space="preserve">Cancellation — did the LIS origin warning make sense?</w:t>
       </w:r>
     </w:p>
     <w:p>
@@ -2581,18 +2573,6 @@
     </w:lvl>
   </w:abstractNum>
   <w:abstractNum w:abstractNumId="3" w15:restartNumberingAfterBreak="0">
-    <w:multiLevelType w:val="hybridMultilevel"/>
-    <w:lvl w:ilvl="0" w15:tentative="1">
-      <w:start w:val="1"/>
-      <w:numFmt w:val="decimal"/>
-      <w:lvlText w:val="%1."/>
-      <w:lvlJc w:val="left"/>
-      <w:pPr>
-        <w:ind w:left="720" w:hanging="360"/>
-      </w:pPr>
-    </w:lvl>
-  </w:abstractNum>
-  <w:abstractNum w:abstractNumId="4" w15:restartNumberingAfterBreak="0">
     <w:multiLevelType w:val="hybridMultilevel"/>
     <w:lvl w:ilvl="0" w15:tentative="1">
       <w:start w:val="1"/>
